--- a/output/word/finding-triggers-family.docx
+++ b/output/word/finding-triggers-family.docx
@@ -1069,7 +1069,7 @@
     <w:rPr>
       <w:rFonts w:ascii="Arial" w:hAnsi="Arial"/>
       <w:color w:val="102A43"/>
-      <w:sz w:val="22"/>
+      <w:sz w:val="24"/>
     </w:rPr>
   </w:style>
   <w:style w:type="paragraph" w:styleId="Header">
@@ -1605,7 +1605,7 @@
     </w:pPr>
     <w:rPr>
       <w:rFonts w:ascii="Arial" w:hAnsi="Arial"/>
-      <w:sz w:val="22"/>
+      <w:sz w:val="24"/>
     </w:rPr>
   </w:style>
   <w:style w:type="paragraph" w:styleId="ListBullet2">

--- a/output/word/finding-triggers-family.docx
+++ b/output/word/finding-triggers-family.docx
@@ -56,7 +56,7 @@
           <w:color w:val="334E68"/>
           <w:sz w:val="23"/>
         </w:rPr>
-        <w:t>To explain why clinicians look broadly for one or more causes, and how families can help.</w:t>
+        <w:t>To explain why the team looks for one or more causes, and how families can help.</w:t>
       </w:r>
     </w:p>
     <w:tbl>
@@ -331,7 +331,7 @@
         <w:keepNext/>
       </w:pPr>
       <w:r>
-        <w:t>Possible triggers and contributors</w:t>
+        <w:t>Possible causes and contributing problems</w:t>
       </w:r>
     </w:p>
     <w:p>
@@ -342,7 +342,7 @@
         <w:rPr>
           <w:rFonts w:ascii="Arial" w:hAnsi="Arial"/>
         </w:rPr>
-        <w:t>A new illness or infection, low oxygen or a disturbance in blood sugar or body chemistry</w:t>
+        <w:t>A new illness or infection, low oxygen, or a problem with blood sugar or body salts</w:t>
       </w:r>
     </w:p>
     <w:p>
@@ -394,7 +394,7 @@
         <w:rPr>
           <w:rFonts w:ascii="Arial" w:hAnsi="Arial"/>
         </w:rPr>
-        <w:t>This list is not complete. The right investigations depend on the person's symptoms, history and examination.</w:t>
+        <w:t>This list is not complete. The right tests depend on the person's symptoms, medical history and what the clinician finds.</w:t>
       </w:r>
     </w:p>
     <w:p>
@@ -447,7 +447,7 @@
         <w:rPr>
           <w:rFonts w:ascii="Arial" w:hAnsi="Arial"/>
         </w:rPr>
-        <w:t>A complete medicines list, including recent changes and non-prescription products</w:t>
+        <w:t>A complete medicines list, including recent changes and medicines bought without a prescription</w:t>
       </w:r>
     </w:p>
     <w:p>
@@ -657,7 +657,7 @@
         <w:color w:val="334E68"/>
         <w:sz w:val="15"/>
       </w:rPr>
-      <w:t>deliriumdownloads.com · Template v0.9 · 7 August 2026 · Human clinical review required</w:t>
+      <w:t>deliriumdownloads.com · Template v0.9 · 8 August 2026 · Human clinical review required</w:t>
     </w:r>
     <w:r>
       <w:tab/>
